--- a/evidencias/documentacion.docx
+++ b/evidencias/documentacion.docx
@@ -25,24 +25,39 @@
         <w:rPr>
           <w:lang w:val="es-ES_tradnl"/>
         </w:rPr>
-        <w:t>Para free edition manual</w:t>
-      </w:r>
-    </w:p>
-    <w:p>
-      <w:pPr>
-        <w:rPr>
-          <w:lang w:val="es-ES_tradnl"/>
-        </w:rPr>
-      </w:pPr>
-    </w:p>
-    <w:p>
-      <w:pPr>
-        <w:rPr>
-          <w:lang w:val="es-ES_tradnl"/>
-        </w:rPr>
-      </w:pPr>
-      <w:r>
-        <w:rPr>
+        <w:t xml:space="preserve">Para free </w:t>
+      </w:r>
+      <w:proofErr w:type="spellStart"/>
+      <w:r>
+        <w:rPr>
+          <w:lang w:val="es-ES_tradnl"/>
+        </w:rPr>
+        <w:t>edition</w:t>
+      </w:r>
+      <w:proofErr w:type="spellEnd"/>
+      <w:r>
+        <w:rPr>
+          <w:lang w:val="es-ES_tradnl"/>
+        </w:rPr>
+        <w:t xml:space="preserve"> manual</w:t>
+      </w:r>
+    </w:p>
+    <w:p>
+      <w:pPr>
+        <w:rPr>
+          <w:lang w:val="es-ES_tradnl"/>
+        </w:rPr>
+      </w:pPr>
+    </w:p>
+    <w:p>
+      <w:pPr>
+        <w:rPr>
+          <w:lang w:val="es-ES_tradnl"/>
+        </w:rPr>
+      </w:pPr>
+      <w:r>
+        <w:rPr>
+          <w:noProof/>
           <w:lang w:val="es-ES_tradnl"/>
         </w:rPr>
         <w:drawing>
@@ -101,8 +116,6 @@
         </w:rPr>
         <w:t>Creación</w:t>
       </w:r>
-      <w:bookmarkStart w:id="0" w:name="_GoBack"/>
-      <w:bookmarkEnd w:id="0"/>
       <w:r>
         <w:rPr>
           <w:lang w:val="es-ES_tradnl"/>
@@ -125,6 +138,7 @@
       </w:pPr>
       <w:r>
         <w:rPr>
+          <w:noProof/>
           <w:lang w:val="es-ES_tradnl"/>
         </w:rPr>
         <w:drawing>
@@ -152,6 +166,389 @@
                     <a:xfrm>
                       <a:off x="0" y="0"/>
                       <a:ext cx="5396230" cy="2668905"/>
+                    </a:xfrm>
+                    <a:prstGeom prst="rect">
+                      <a:avLst/>
+                    </a:prstGeom>
+                  </pic:spPr>
+                </pic:pic>
+              </a:graphicData>
+            </a:graphic>
+          </wp:inline>
+        </w:drawing>
+      </w:r>
+    </w:p>
+    <w:p>
+      <w:pPr>
+        <w:rPr>
+          <w:lang w:val="es-ES_tradnl"/>
+        </w:rPr>
+      </w:pPr>
+    </w:p>
+    <w:p>
+      <w:pPr>
+        <w:rPr>
+          <w:lang w:val="es-ES_tradnl"/>
+        </w:rPr>
+      </w:pPr>
+      <w:proofErr w:type="spellStart"/>
+      <w:r>
+        <w:rPr>
+          <w:lang w:val="es-ES_tradnl"/>
+        </w:rPr>
+        <w:t>Reversion</w:t>
+      </w:r>
+      <w:proofErr w:type="spellEnd"/>
+    </w:p>
+    <w:p>
+      <w:pPr>
+        <w:rPr>
+          <w:lang w:val="es-ES_tradnl"/>
+        </w:rPr>
+      </w:pPr>
+      <w:r>
+        <w:rPr>
+          <w:noProof/>
+          <w:lang w:val="es-ES_tradnl"/>
+        </w:rPr>
+        <w:lastRenderedPageBreak/>
+        <w:drawing>
+          <wp:inline distT="0" distB="0" distL="0" distR="0" wp14:anchorId="362923A3" wp14:editId="1B802EDB">
+            <wp:extent cx="5396230" cy="4376420"/>
+            <wp:effectExtent l="0" t="0" r="1270" b="5080"/>
+            <wp:docPr id="3" name="Imagen 3"/>
+            <wp:cNvGraphicFramePr>
+              <a:graphicFrameLocks xmlns:a="http://schemas.openxmlformats.org/drawingml/2006/main" noChangeAspect="1"/>
+            </wp:cNvGraphicFramePr>
+            <a:graphic xmlns:a="http://schemas.openxmlformats.org/drawingml/2006/main">
+              <a:graphicData uri="http://schemas.openxmlformats.org/drawingml/2006/picture">
+                <pic:pic xmlns:pic="http://schemas.openxmlformats.org/drawingml/2006/picture">
+                  <pic:nvPicPr>
+                    <pic:cNvPr id="1" name=""/>
+                    <pic:cNvPicPr/>
+                  </pic:nvPicPr>
+                  <pic:blipFill>
+                    <a:blip r:embed="rId6"/>
+                    <a:stretch>
+                      <a:fillRect/>
+                    </a:stretch>
+                  </pic:blipFill>
+                  <pic:spPr>
+                    <a:xfrm>
+                      <a:off x="0" y="0"/>
+                      <a:ext cx="5396230" cy="4376420"/>
+                    </a:xfrm>
+                    <a:prstGeom prst="rect">
+                      <a:avLst/>
+                    </a:prstGeom>
+                  </pic:spPr>
+                </pic:pic>
+              </a:graphicData>
+            </a:graphic>
+          </wp:inline>
+        </w:drawing>
+      </w:r>
+    </w:p>
+    <w:p>
+      <w:pPr>
+        <w:rPr>
+          <w:lang w:val="es-ES_tradnl"/>
+        </w:rPr>
+      </w:pPr>
+    </w:p>
+    <w:p>
+      <w:pPr>
+        <w:rPr>
+          <w:lang w:val="es-ES_tradnl"/>
+        </w:rPr>
+      </w:pPr>
+    </w:p>
+    <w:p>
+      <w:pPr>
+        <w:rPr>
+          <w:lang w:val="es-ES_tradnl"/>
+        </w:rPr>
+      </w:pPr>
+      <w:r>
+        <w:rPr>
+          <w:lang w:val="es-ES_tradnl"/>
+        </w:rPr>
+        <w:t>Malla:</w:t>
+      </w:r>
+    </w:p>
+    <w:p>
+      <w:pPr>
+        <w:rPr>
+          <w:lang w:val="es-ES_tradnl"/>
+        </w:rPr>
+      </w:pPr>
+      <w:r>
+        <w:rPr>
+          <w:noProof/>
+          <w:lang w:val="es-ES_tradnl"/>
+        </w:rPr>
+        <w:drawing>
+          <wp:inline distT="0" distB="0" distL="0" distR="0" wp14:anchorId="70D24580" wp14:editId="5555A608">
+            <wp:extent cx="5396230" cy="3214370"/>
+            <wp:effectExtent l="0" t="0" r="1270" b="0"/>
+            <wp:docPr id="4" name="Imagen 4"/>
+            <wp:cNvGraphicFramePr>
+              <a:graphicFrameLocks xmlns:a="http://schemas.openxmlformats.org/drawingml/2006/main" noChangeAspect="1"/>
+            </wp:cNvGraphicFramePr>
+            <a:graphic xmlns:a="http://schemas.openxmlformats.org/drawingml/2006/main">
+              <a:graphicData uri="http://schemas.openxmlformats.org/drawingml/2006/picture">
+                <pic:pic xmlns:pic="http://schemas.openxmlformats.org/drawingml/2006/picture">
+                  <pic:nvPicPr>
+                    <pic:cNvPr id="1" name=""/>
+                    <pic:cNvPicPr/>
+                  </pic:nvPicPr>
+                  <pic:blipFill>
+                    <a:blip r:embed="rId7"/>
+                    <a:stretch>
+                      <a:fillRect/>
+                    </a:stretch>
+                  </pic:blipFill>
+                  <pic:spPr>
+                    <a:xfrm>
+                      <a:off x="0" y="0"/>
+                      <a:ext cx="5396230" cy="3214370"/>
+                    </a:xfrm>
+                    <a:prstGeom prst="rect">
+                      <a:avLst/>
+                    </a:prstGeom>
+                  </pic:spPr>
+                </pic:pic>
+              </a:graphicData>
+            </a:graphic>
+          </wp:inline>
+        </w:drawing>
+      </w:r>
+    </w:p>
+    <w:p>
+      <w:pPr>
+        <w:rPr>
+          <w:lang w:val="es-ES_tradnl"/>
+        </w:rPr>
+      </w:pPr>
+    </w:p>
+    <w:p>
+      <w:pPr>
+        <w:rPr>
+          <w:lang w:val="es-ES_tradnl"/>
+        </w:rPr>
+      </w:pPr>
+    </w:p>
+    <w:p>
+      <w:pPr>
+        <w:rPr>
+          <w:lang w:val="es-ES_tradnl"/>
+        </w:rPr>
+      </w:pPr>
+      <w:r>
+        <w:rPr>
+          <w:noProof/>
+          <w:lang w:val="es-ES_tradnl"/>
+        </w:rPr>
+        <w:lastRenderedPageBreak/>
+        <w:drawing>
+          <wp:inline distT="0" distB="0" distL="0" distR="0" wp14:anchorId="7524748E" wp14:editId="27B7FE7A">
+            <wp:extent cx="5396230" cy="2649855"/>
+            <wp:effectExtent l="0" t="0" r="1270" b="4445"/>
+            <wp:docPr id="5" name="Imagen 5"/>
+            <wp:cNvGraphicFramePr>
+              <a:graphicFrameLocks xmlns:a="http://schemas.openxmlformats.org/drawingml/2006/main" noChangeAspect="1"/>
+            </wp:cNvGraphicFramePr>
+            <a:graphic xmlns:a="http://schemas.openxmlformats.org/drawingml/2006/main">
+              <a:graphicData uri="http://schemas.openxmlformats.org/drawingml/2006/picture">
+                <pic:pic xmlns:pic="http://schemas.openxmlformats.org/drawingml/2006/picture">
+                  <pic:nvPicPr>
+                    <pic:cNvPr id="1" name=""/>
+                    <pic:cNvPicPr/>
+                  </pic:nvPicPr>
+                  <pic:blipFill>
+                    <a:blip r:embed="rId8"/>
+                    <a:stretch>
+                      <a:fillRect/>
+                    </a:stretch>
+                  </pic:blipFill>
+                  <pic:spPr>
+                    <a:xfrm>
+                      <a:off x="0" y="0"/>
+                      <a:ext cx="5396230" cy="2649855"/>
+                    </a:xfrm>
+                    <a:prstGeom prst="rect">
+                      <a:avLst/>
+                    </a:prstGeom>
+                  </pic:spPr>
+                </pic:pic>
+              </a:graphicData>
+            </a:graphic>
+          </wp:inline>
+        </w:drawing>
+      </w:r>
+    </w:p>
+    <w:p>
+      <w:pPr>
+        <w:rPr>
+          <w:lang w:val="es-ES_tradnl"/>
+        </w:rPr>
+      </w:pPr>
+    </w:p>
+    <w:p>
+      <w:pPr>
+        <w:rPr>
+          <w:lang w:val="es-ES_tradnl"/>
+        </w:rPr>
+      </w:pPr>
+    </w:p>
+    <w:p>
+      <w:pPr>
+        <w:rPr>
+          <w:lang w:val="es-ES_tradnl"/>
+        </w:rPr>
+      </w:pPr>
+      <w:proofErr w:type="spellStart"/>
+      <w:r>
+        <w:rPr>
+          <w:lang w:val="es-ES_tradnl"/>
+        </w:rPr>
+        <w:t>Deploy</w:t>
+      </w:r>
+      <w:proofErr w:type="spellEnd"/>
+      <w:r>
+        <w:rPr>
+          <w:lang w:val="es-ES_tradnl"/>
+        </w:rPr>
+        <w:t xml:space="preserve"> en otra carpeta</w:t>
+      </w:r>
+      <w:r>
+        <w:rPr>
+          <w:lang w:val="es-ES_tradnl"/>
+        </w:rPr>
+        <w:t xml:space="preserve">, simulando el </w:t>
+      </w:r>
+      <w:proofErr w:type="spellStart"/>
+      <w:r>
+        <w:rPr>
+          <w:lang w:val="es-ES_tradnl"/>
+        </w:rPr>
+        <w:t>deploy</w:t>
+      </w:r>
+      <w:proofErr w:type="spellEnd"/>
+      <w:r>
+        <w:rPr>
+          <w:lang w:val="es-ES_tradnl"/>
+        </w:rPr>
+        <w:t xml:space="preserve"> en prod</w:t>
+      </w:r>
+      <w:bookmarkStart w:id="0" w:name="_GoBack"/>
+      <w:bookmarkEnd w:id="0"/>
+    </w:p>
+    <w:p>
+      <w:pPr>
+        <w:rPr>
+          <w:lang w:val="es-ES_tradnl"/>
+        </w:rPr>
+      </w:pPr>
+      <w:r>
+        <w:rPr>
+          <w:noProof/>
+          <w:lang w:val="es-ES_tradnl"/>
+        </w:rPr>
+        <w:drawing>
+          <wp:inline distT="0" distB="0" distL="0" distR="0" wp14:anchorId="64B7FD20" wp14:editId="4543B330">
+            <wp:extent cx="5396230" cy="2754630"/>
+            <wp:effectExtent l="0" t="0" r="1270" b="1270"/>
+            <wp:docPr id="6" name="Imagen 6"/>
+            <wp:cNvGraphicFramePr>
+              <a:graphicFrameLocks xmlns:a="http://schemas.openxmlformats.org/drawingml/2006/main" noChangeAspect="1"/>
+            </wp:cNvGraphicFramePr>
+            <a:graphic xmlns:a="http://schemas.openxmlformats.org/drawingml/2006/main">
+              <a:graphicData uri="http://schemas.openxmlformats.org/drawingml/2006/picture">
+                <pic:pic xmlns:pic="http://schemas.openxmlformats.org/drawingml/2006/picture">
+                  <pic:nvPicPr>
+                    <pic:cNvPr id="1" name=""/>
+                    <pic:cNvPicPr/>
+                  </pic:nvPicPr>
+                  <pic:blipFill>
+                    <a:blip r:embed="rId9"/>
+                    <a:stretch>
+                      <a:fillRect/>
+                    </a:stretch>
+                  </pic:blipFill>
+                  <pic:spPr>
+                    <a:xfrm>
+                      <a:off x="0" y="0"/>
+                      <a:ext cx="5396230" cy="2754630"/>
+                    </a:xfrm>
+                    <a:prstGeom prst="rect">
+                      <a:avLst/>
+                    </a:prstGeom>
+                  </pic:spPr>
+                </pic:pic>
+              </a:graphicData>
+            </a:graphic>
+          </wp:inline>
+        </w:drawing>
+      </w:r>
+    </w:p>
+    <w:p>
+      <w:pPr>
+        <w:rPr>
+          <w:lang w:val="es-ES_tradnl"/>
+        </w:rPr>
+      </w:pPr>
+    </w:p>
+    <w:p>
+      <w:pPr>
+        <w:rPr>
+          <w:lang w:val="es-ES_tradnl"/>
+        </w:rPr>
+      </w:pPr>
+    </w:p>
+    <w:p>
+      <w:pPr>
+        <w:rPr>
+          <w:lang w:val="es-ES_tradnl"/>
+        </w:rPr>
+      </w:pPr>
+    </w:p>
+    <w:p>
+      <w:pPr>
+        <w:rPr>
+          <w:lang w:val="es-ES_tradnl"/>
+        </w:rPr>
+      </w:pPr>
+      <w:r>
+        <w:rPr>
+          <w:lang w:val="es-ES_tradnl"/>
+        </w:rPr>
+        <w:lastRenderedPageBreak/>
+        <w:drawing>
+          <wp:inline distT="0" distB="0" distL="0" distR="0" wp14:anchorId="6AC7A86A" wp14:editId="302E8EED">
+            <wp:extent cx="5396230" cy="4767580"/>
+            <wp:effectExtent l="0" t="0" r="1270" b="0"/>
+            <wp:docPr id="7" name="Imagen 7"/>
+            <wp:cNvGraphicFramePr>
+              <a:graphicFrameLocks xmlns:a="http://schemas.openxmlformats.org/drawingml/2006/main" noChangeAspect="1"/>
+            </wp:cNvGraphicFramePr>
+            <a:graphic xmlns:a="http://schemas.openxmlformats.org/drawingml/2006/main">
+              <a:graphicData uri="http://schemas.openxmlformats.org/drawingml/2006/picture">
+                <pic:pic xmlns:pic="http://schemas.openxmlformats.org/drawingml/2006/picture">
+                  <pic:nvPicPr>
+                    <pic:cNvPr id="1" name=""/>
+                    <pic:cNvPicPr/>
+                  </pic:nvPicPr>
+                  <pic:blipFill>
+                    <a:blip r:embed="rId10"/>
+                    <a:stretch>
+                      <a:fillRect/>
+                    </a:stretch>
+                  </pic:blipFill>
+                  <pic:spPr>
+                    <a:xfrm>
+                      <a:off x="0" y="0"/>
+                      <a:ext cx="5396230" cy="4767580"/>
                     </a:xfrm>
                     <a:prstGeom prst="rect">
                       <a:avLst/>
